--- a/templates/modif-acte-cession-universel.docx
+++ b/templates/modif-acte-cession-universel.docx
@@ -1499,6 +1499,7 @@
     </w:p>
     <w:p>
       <w:pPr>
+        <w:keepNext/>
         <w:spacing w:after="40" w:before="600"/>
       </w:pPr>
       <w:r>
@@ -1512,6 +1513,7 @@
     </w:p>
     <w:p>
       <w:pPr>
+        <w:keepNext/>
         <w:spacing w:after="40"/>
       </w:pPr>
       <w:r>
